--- a/manuscript_v2/article1/journal_package/resubmission_v8/response_to_reviewer_v8.docx
+++ b/manuscript_v2/article1/journal_package/resubmission_v8/response_to_reviewer_v8.docx
@@ -409,7 +409,7 @@
         <w:pStyle w:val="FirstParagraph"/>
       </w:pPr>
       <w:r>
-        <w:t xml:space="preserve">Принято. Каждый подраздел результатов теперь начинается с содержательного тезиса (заголовки подразделов переформулированы как утверждения), доказательства следуют за ним, технические подробности сокращены. Из основного текста удалены: развернутый обзор формальных аналогов (сокращен до одного абзаца), история индекса невзаимности (одно предложение в обсуждении), каталог прикладных отрицательных проверок (одна строка таблицы 3), регрессионные контроли «сверх спектра» (см. ниже). Полные профили 12 областей, контроль геометрии (градусы–километры) и дополнительные панели свободного расчета перенесены в дополнительные материалы; из двух авторских схем оставлена одна — шаг 1 методики (построение полос и карт активности), наиболее трудоемкая часть анализа; шаги 2–3 описаны формулой (3) и текстом, чтобы не перегружать рисунок (рис. 1 построен по фактическому пайплайну с маской). Число рисунков в основном тексте — 5.</w:t>
+        <w:t xml:space="preserve">Принято. Каждый подраздел результатов теперь начинается с содержательного тезиса (заголовки подразделов переформулированы как утверждения), доказательства следуют за ним, технические подробности сокращены. Из основного текста удалены: развернутый обзор формальных аналогов (сокращен до одного абзаца), история индекса невзаимности (одно предложение в обсуждении), каталог прикладных отрицательных проверок (одна строка таблицы 3), регрессионные контроли «сверх спектра» (см. ниже). Полные профили 12 областей, контроль геометрии (градусы–километры) и дополнительные панели свободного расчета перенесены в дополнительные материалы, размещенные в открытом репозитории (файл article1_v8_supplement.pdf, релиз v6.5; ссылка в сноске рукописи); из двух авторских схем оставлена одна — шаг 1 методики (построение полос и карт активности), наиболее трудоемкая часть анализа; шаги 2–3 описаны формулой (3) и текстом, чтобы не перегружать рисунок (рис. 1 построен по фактическому пайплайну с маской). Число рисунков в основном тексте — 5.</w:t>
       </w:r>
     </w:p>
     <w:p>
@@ -488,7 +488,7 @@
         <w:pStyle w:val="BodyText"/>
       </w:pPr>
       <w:r>
-        <w:t xml:space="preserve">Таблица 2 переработана: добавлены столбцы «Выборка», «Профиль, ступени» и «Статус» (заявлена заранее / описательная); для сравнения со свободным расчетом дан доверительный интервал; пограничные строки удалены. Таблица 3 сокращена до трех строк, полная версия — в дополнительных материалах.</w:t>
+        <w:t xml:space="preserve">Таблица 2 переработана: добавлены столбцы «Выборка», «Профиль, ступени» и «Статус» (заявлена заранее / описательная); для сравнения со свободным расчетом дан доверительный интервал; пограничные строки удалены. Таблица 3 сокращена до трех строк, полная версия — в дополнительных материалах в репозитории.</w:t>
       </w:r>
     </w:p>
     <w:bookmarkEnd w:id="18"/>
